--- a/08_Arrays/Leistungsfeststellungen/2022_Quiz/Quiz.docx
+++ b/08_Arrays/Leistungsfeststellungen/2022_Quiz/Quiz.docx
@@ -779,8 +779,6 @@
       <w:r>
         <w:t>Palindrom</w:t>
       </w:r>
-      <w:bookmarkStart w:id="0" w:name="_GoBack"/>
-      <w:bookmarkEnd w:id="0"/>
     </w:p>
     <w:p>
       <w:r>
@@ -1022,6 +1020,9 @@
       <w:r>
         <w:t>um das jeweilige Ergebnis im richtigen Format – siehe Bildschirmausgabe – auszugeben.</w:t>
       </w:r>
+      <w:r>
+        <w:t xml:space="preserve"> [15 Punkte]</w:t>
+      </w:r>
     </w:p>
     <w:p>
       <w:pPr>
@@ -1063,6 +1064,18 @@
       <w:r>
         <w:t xml:space="preserve"> für die Ausgabe.</w:t>
       </w:r>
+      <w:r>
+        <w:t xml:space="preserve"> </w:t>
+      </w:r>
+      <w:r>
+        <w:t>[</w:t>
+      </w:r>
+      <w:r>
+        <w:t>2</w:t>
+      </w:r>
+      <w:r>
+        <w:t>0 Punkte]</w:t>
+      </w:r>
     </w:p>
     <w:p>
       <w:pPr>
@@ -1085,11 +1098,20 @@
         <w:spacing w:after="0" w:line="240" w:lineRule="auto"/>
         <w:rPr>
           <w:rFonts w:ascii="Courier New" w:hAnsi="Courier New" w:cs="Courier New"/>
-          <w:sz w:val="16"/>
-          <w:szCs w:val="16"/>
-          <w:lang w:val="en-US"/>
-        </w:rPr>
-      </w:pPr>
+          <w:sz w:val="12"/>
+          <w:szCs w:val="12"/>
+          <w:lang w:val="en-US"/>
+        </w:rPr>
+      </w:pPr>
+      <w:r>
+        <w:rPr>
+          <w:rFonts w:ascii="Courier New" w:hAnsi="Courier New" w:cs="Courier New"/>
+          <w:sz w:val="12"/>
+          <w:szCs w:val="12"/>
+          <w:lang w:val="en-US"/>
+        </w:rPr>
+        <w:t>*** Palindrome Checker ***</w:t>
+      </w:r>
     </w:p>
     <w:p>
       <w:pPr>
@@ -1101,15 +1123,6 @@
           <w:lang w:val="en-US"/>
         </w:rPr>
       </w:pPr>
-      <w:r>
-        <w:rPr>
-          <w:rFonts w:ascii="Courier New" w:hAnsi="Courier New" w:cs="Courier New"/>
-          <w:sz w:val="12"/>
-          <w:szCs w:val="12"/>
-          <w:lang w:val="en-US"/>
-        </w:rPr>
-        <w:t>*** Palindrome Checker ***</w:t>
-      </w:r>
     </w:p>
     <w:p>
       <w:pPr>
@@ -1121,6 +1134,15 @@
           <w:lang w:val="en-US"/>
         </w:rPr>
       </w:pPr>
+      <w:r>
+        <w:rPr>
+          <w:rFonts w:ascii="Courier New" w:hAnsi="Courier New" w:cs="Courier New"/>
+          <w:sz w:val="12"/>
+          <w:szCs w:val="12"/>
+          <w:lang w:val="en-US"/>
+        </w:rPr>
+        <w:t>Here are a couple of examples to get you started:</w:t>
+      </w:r>
     </w:p>
     <w:p>
       <w:pPr>
@@ -1132,15 +1154,6 @@
           <w:lang w:val="en-US"/>
         </w:rPr>
       </w:pPr>
-      <w:r>
-        <w:rPr>
-          <w:rFonts w:ascii="Courier New" w:hAnsi="Courier New" w:cs="Courier New"/>
-          <w:sz w:val="12"/>
-          <w:szCs w:val="12"/>
-          <w:lang w:val="en-US"/>
-        </w:rPr>
-        <w:t>Here are a couple of examples to get you started:</w:t>
-      </w:r>
     </w:p>
     <w:p>
       <w:pPr>
@@ -1299,7 +1312,7 @@
           <w:szCs w:val="12"/>
           <w:lang w:val="en-US"/>
         </w:rPr>
-        <w:t>": is a palindrome, has the same start &amp; end char and has not an even number of characters</w:t>
+        <w:t>": is not a palindrome, has the same start &amp; end char and has not an even number of characters</w:t>
       </w:r>
     </w:p>
     <w:p>
@@ -1481,6 +1494,37 @@
         </w:rPr>
         <w:t>The word "#Otto#": is a palindrome, has the same start &amp; end char and has an even number of characters</w:t>
       </w:r>
+    </w:p>
+    <w:p>
+      <w:pPr>
+        <w:spacing w:after="0" w:line="240" w:lineRule="auto"/>
+        <w:rPr>
+          <w:rFonts w:ascii="Courier New" w:hAnsi="Courier New" w:cs="Courier New"/>
+          <w:sz w:val="12"/>
+          <w:szCs w:val="12"/>
+          <w:lang w:val="en-US"/>
+        </w:rPr>
+      </w:pPr>
+      <w:r>
+        <w:rPr>
+          <w:rFonts w:ascii="Courier New" w:hAnsi="Courier New" w:cs="Courier New"/>
+          <w:sz w:val="12"/>
+          <w:szCs w:val="12"/>
+          <w:lang w:val="en-US"/>
+        </w:rPr>
+        <w:t>The word "1Otto1": is not a palindrome, has the same start &amp; end char and has an even number of characters</w:t>
+      </w:r>
+    </w:p>
+    <w:p>
+      <w:pPr>
+        <w:spacing w:after="0" w:line="240" w:lineRule="auto"/>
+        <w:rPr>
+          <w:rFonts w:ascii="Courier New" w:hAnsi="Courier New" w:cs="Courier New"/>
+          <w:sz w:val="12"/>
+          <w:szCs w:val="12"/>
+          <w:lang w:val="en-US"/>
+        </w:rPr>
+      </w:pPr>
     </w:p>
     <w:p>
       <w:pPr>
@@ -1887,18 +1931,86 @@
           <w:ilvl w:val="0"/>
           <w:numId w:val="30"/>
         </w:numPr>
-      </w:pPr>
-      <w:r>
-        <w:t xml:space="preserve">Implementiere die Methode </w:t>
-      </w:r>
+        <w:rPr>
+          <w:lang w:val="en-US"/>
+        </w:rPr>
+      </w:pPr>
       <w:proofErr w:type="spellStart"/>
       <w:r>
         <w:rPr>
-          <w:rFonts w:ascii="Courier New" w:hAnsi="Courier New" w:cs="Courier New"/>
+          <w:lang w:val="en-US"/>
+        </w:rPr>
+        <w:t>Implementiere</w:t>
+      </w:r>
+      <w:proofErr w:type="spellEnd"/>
+      <w:r>
+        <w:rPr>
+          <w:lang w:val="en-US"/>
+        </w:rPr>
+        <w:t xml:space="preserve"> die </w:t>
+      </w:r>
+      <w:proofErr w:type="spellStart"/>
+      <w:r>
+        <w:rPr>
+          <w:lang w:val="en-US"/>
+        </w:rPr>
+        <w:t>Methode</w:t>
+      </w:r>
+      <w:proofErr w:type="spellEnd"/>
+      <w:r>
+        <w:rPr>
+          <w:lang w:val="en-US"/>
+        </w:rPr>
+        <w:t xml:space="preserve"> </w:t>
+      </w:r>
+      <w:proofErr w:type="spellStart"/>
+      <w:r>
+        <w:rPr>
+          <w:rFonts w:ascii="Courier New" w:hAnsi="Courier New" w:cs="Courier New"/>
+          <w:lang w:val="en-US"/>
         </w:rPr>
         <w:t>ContainsDigitOrWhitespace</w:t>
       </w:r>
       <w:proofErr w:type="spellEnd"/>
+      <w:r>
+        <w:rPr>
+          <w:rFonts w:ascii="Courier New" w:hAnsi="Courier New" w:cs="Courier New"/>
+          <w:lang w:val="en-US"/>
+        </w:rPr>
+        <w:t xml:space="preserve"> </w:t>
+      </w:r>
+      <w:r>
+        <w:rPr>
+          <w:lang w:val="en-US"/>
+        </w:rPr>
+        <w:t>[</w:t>
+      </w:r>
+      <w:r>
+        <w:rPr>
+          <w:lang w:val="en-US"/>
+        </w:rPr>
+        <w:t>15</w:t>
+      </w:r>
+      <w:r>
+        <w:rPr>
+          <w:lang w:val="en-US"/>
+        </w:rPr>
+        <w:t xml:space="preserve"> </w:t>
+      </w:r>
+      <w:proofErr w:type="spellStart"/>
+      <w:r>
+        <w:rPr>
+          <w:lang w:val="en-US"/>
+        </w:rPr>
+        <w:t>Punkte</w:t>
+      </w:r>
+      <w:proofErr w:type="spellEnd"/>
+      <w:r>
+        <w:rPr>
+          <w:lang w:val="en-US"/>
+        </w:rPr>
+        <w:t>]</w:t>
+      </w:r>
     </w:p>
     <w:p>
       <w:pPr>
@@ -1949,6 +2061,18 @@
       <w:r>
         <w:t xml:space="preserve"> (Eingabe durch den Benutzer) einliest</w:t>
       </w:r>
+      <w:r>
+        <w:t xml:space="preserve"> </w:t>
+      </w:r>
+      <w:r>
+        <w:t>[1</w:t>
+      </w:r>
+      <w:r>
+        <w:t>0</w:t>
+      </w:r>
+      <w:r>
+        <w:t xml:space="preserve"> Punkte]</w:t>
+      </w:r>
     </w:p>
     <w:p>
       <w:pPr>
@@ -2040,6 +2164,44 @@
         <w:t>CheckPalindrome</w:t>
       </w:r>
       <w:proofErr w:type="spellEnd"/>
+      <w:r>
+        <w:rPr>
+          <w:rFonts w:ascii="Courier New" w:hAnsi="Courier New" w:cs="Courier New"/>
+        </w:rPr>
+        <w:t xml:space="preserve"> </w:t>
+      </w:r>
+      <w:r>
+        <w:rPr>
+          <w:lang w:val="en-US"/>
+        </w:rPr>
+        <w:t>[</w:t>
+      </w:r>
+      <w:r>
+        <w:rPr>
+          <w:lang w:val="en-US"/>
+        </w:rPr>
+        <w:t>40</w:t>
+      </w:r>
+      <w:r>
+        <w:rPr>
+          <w:lang w:val="en-US"/>
+        </w:rPr>
+        <w:t xml:space="preserve"> </w:t>
+      </w:r>
+      <w:proofErr w:type="spellStart"/>
+      <w:r>
+        <w:rPr>
+          <w:lang w:val="en-US"/>
+        </w:rPr>
+        <w:t>Punkte</w:t>
+      </w:r>
+      <w:proofErr w:type="spellEnd"/>
+      <w:r>
+        <w:rPr>
+          <w:lang w:val="en-US"/>
+        </w:rPr>
+        <w:t>]</w:t>
+      </w:r>
     </w:p>
     <w:p>
       <w:pPr>
@@ -2229,6 +2391,21 @@
       </w:r>
     </w:p>
     <w:p/>
+    <w:p>
+      <w:r>
+        <w:t xml:space="preserve">Hinweis: Abzüge für Stiel, Einrückung, Compilerfehler: </w:t>
+      </w:r>
+      <w:proofErr w:type="spellStart"/>
+      <w:r>
+        <w:t>max</w:t>
+      </w:r>
+      <w:bookmarkStart w:id="0" w:name="_GoBack"/>
+      <w:bookmarkEnd w:id="0"/>
+      <w:proofErr w:type="spellEnd"/>
+      <w:r>
+        <w:t xml:space="preserve"> 20 Punkte</w:t>
+      </w:r>
+    </w:p>
     <w:sectPr>
       <w:headerReference w:type="default" r:id="rId7"/>
       <w:footerReference w:type="default" r:id="rId8"/>
